--- a/en/discovery-articles/4.17 MRI.docx
+++ b/en/discovery-articles/4.17 MRI.docx
@@ -258,7 +258,7 @@
           <w:i w:val="0"/>
           <w:sz w:val="22"/>
         </w:rPr>
-        <w:t>MRI is applied quantum physics and signal processing in medicine. Soft-tissue contrast became a design choice through timing parameters such as T1 and T2. Related methods opened non-invasive windows on blood flow, water diffusion, and tissue chemistry. Neuroscience used functional MRI as a powerful — and still debated — research tool. Magnetic moments in tissue could be read as maps.</w:t>
+        <w:t>MRI is applied quantum physics and signal processing in medicine. Soft-tissue contrast became a design choice through timing settings (often called T1 and T2) that change which tissues look bright or dark. Related methods opened non-invasive windows on blood flow, water diffusion, and tissue chemistry. Neuroscience used functional MRI as a powerful — and still debated — research tool. Magnetic moments in tissue could be read as maps.</w:t>
       </w:r>
     </w:p>
     <w:p>

--- a/en/discovery-articles/4.17 MRI.docx
+++ b/en/discovery-articles/4.17 MRI.docx
@@ -346,7 +346,7 @@
           <w:color w:val="004E8C"/>
           <w:sz w:val="24"/>
         </w:rPr>
-        <w:t>A. Books and major scholarly works</w:t>
+        <w:t>Books and major scholarly works</w:t>
       </w:r>
     </w:p>
     <w:p>
@@ -385,7 +385,7 @@
           <w:color w:val="004E8C"/>
           <w:sz w:val="24"/>
         </w:rPr>
-        <w:t>C. Institutional and encyclopedic sources</w:t>
+        <w:t>Institutional and encyclopedic sources</w:t>
       </w:r>
     </w:p>
     <w:p>
@@ -466,7 +466,7 @@
           <w:color w:val="004E8C"/>
           <w:sz w:val="24"/>
         </w:rPr>
-        <w:t>D. Museum, archive, and library resources</w:t>
+        <w:t>Museum, archive, and library resources</w:t>
       </w:r>
     </w:p>
     <w:p>
@@ -514,7 +514,7 @@
           <w:color w:val="004E8C"/>
           <w:sz w:val="24"/>
         </w:rPr>
-        <w:t>J. Press, popular science, and general reference</w:t>
+        <w:t>Press, popular science, and general reference</w:t>
       </w:r>
     </w:p>
     <w:p>
